--- a/docs/admin/scenario_scripts_v4/weekend_holiday_kpi_script.docx
+++ b/docs/admin/scenario_scripts_v4/weekend_holiday_kpi_script.docx
@@ -11,7 +11,7 @@
           <w:color w:val="888888"/>
           <w:sz w:val="18"/>
         </w:rPr>
-        <w:t>生成日: 2026-04-19    対応アプリ: v4    コミット: f9c2a0d</w:t>
+        <w:t>生成日: 2026-04-19    対応アプリ: v4    コミット: 1ecb3c1</w:t>
       </w:r>
     </w:p>
     <w:p>

--- a/docs/admin/scenario_scripts_v4/weekend_holiday_kpi_script.docx
+++ b/docs/admin/scenario_scripts_v4/weekend_holiday_kpi_script.docx
@@ -11,7 +11,7 @@
           <w:color w:val="888888"/>
           <w:sz w:val="18"/>
         </w:rPr>
-        <w:t>生成日: 2026-04-19    対応アプリ: v4    コミット: 9b6041c</w:t>
+        <w:t>生成日: 2026-04-19    対応アプリ: v4    コミット: b34c220</w:t>
       </w:r>
     </w:p>
     <w:p>

--- a/docs/admin/scenario_scripts_v4/weekend_holiday_kpi_script.docx
+++ b/docs/admin/scenario_scripts_v4/weekend_holiday_kpi_script.docx
@@ -11,7 +11,7 @@
           <w:color w:val="888888"/>
           <w:sz w:val="18"/>
         </w:rPr>
-        <w:t>生成日: 2026-04-19    対応アプリ: v4    コミット: b34c220</w:t>
+        <w:t>生成日: 2026-04-20    対応アプリ: v4    コミット: 3a07880</w:t>
       </w:r>
     </w:p>
     <w:p>

--- a/docs/admin/scenario_scripts_v4/weekend_holiday_kpi_script.docx
+++ b/docs/admin/scenario_scripts_v4/weekend_holiday_kpi_script.docx
@@ -11,7 +11,7 @@
           <w:color w:val="888888"/>
           <w:sz w:val="18"/>
         </w:rPr>
-        <w:t>生成日: 2026-04-20    対応アプリ: v4    コミット: 3a07880</w:t>
+        <w:t>生成日: 2026-04-20    対応アプリ: v4    コミット: c6260b5</w:t>
       </w:r>
     </w:p>
     <w:p>
@@ -824,7 +824,7 @@
           <w:i w:val="0"/>
           <w:sz w:val="22"/>
         </w:rPr>
-        <w:t xml:space="preserve"> &lt;!-- qa-skip --&gt; これを「連休前 + 連休中 + 連休明け」の 3 タグ分散型に切り替えることで、連休中稼働率 60% → 85% が見込めます&lt;!-- qa-skip --&gt;。</w:t>
+        <w:t xml:space="preserve"> これを「連休前 + 連休中 + 連休明け」の 3 タグ分散型に切り替えることで、連休中稼働率 60% → 85% が見込めます。</w:t>
       </w:r>
       <w:r>
         <w:rPr>
@@ -2805,7 +2805,7 @@
           <w:i w:val="0"/>
           <w:sz w:val="22"/>
         </w:rPr>
-        <w:t>ということでございます。 &lt;!-- qa-skip --&gt;（目標値 90% の説明、画面表示との比較対象ではない）</w:t>
+        <w:t>ということでございます。 （目標値 90% の説明、画面表示との比較対象ではない）</w:t>
       </w:r>
     </w:p>
     <w:p>
@@ -2979,7 +2979,7 @@
           <w:i w:val="0"/>
           <w:sz w:val="22"/>
         </w:rPr>
-        <w:t>5 大型連休すべてで稼働率 60% 台 — 実質的に半休業状態 &lt;!-- qa-skip --&gt;</w:t>
+        <w:t xml:space="preserve">5 大型連休すべてで稼働率 60% 台 — 実質的に半休業状態 </w:t>
       </w:r>
     </w:p>
     <w:p>
@@ -3426,7 +3426,7 @@
           <w:i w:val="0"/>
           <w:sz w:val="22"/>
         </w:rPr>
-        <w:t>（連休前・連休中・連休明け）の考え方を適用します。12 月 28 日・12 月 30 日・1 月 2 日など、連休中でも家族のお迎えが比較的可能な日を狙って退院を分散させる。それにより、連休中稼働率を 60% 台から 85% 前後へ引き上げる、という運用でございます。 &lt;!-- qa-skip --&gt;（前後比較イメージ）</w:t>
+        <w:t>（連休前・連休中・連休明け）の考え方を適用します。12 月 28 日・12 月 30 日・1 月 2 日など、連休中でも家族のお迎えが比較的可能な日を狙って退院を分散させる。それにより、連休中稼働率を 60% 台から 85% 前後へ引き上げる、という運用でございます。 （前後比較イメージ）</w:t>
       </w:r>
     </w:p>
     <w:p>
@@ -5283,7 +5283,7 @@
           <w:i w:val="0"/>
           <w:sz w:val="22"/>
         </w:rPr>
-        <w:t>&lt;!-- qa-skip --&gt; を実現できれば、改善幅/連休 = 25% × 5 日 × 94 床 = 117.5 床日、年間合計 587.5 床日 = 稼働率 +1.71%、</w:t>
+        <w:t xml:space="preserve"> を実現できれば、改善幅/連休 = 25% × 5 日 × 94 床 = 117.5 床日、年間合計 587.5 床日 = 稼働率 +1.71%、</w:t>
       </w:r>
       <w:r>
         <w:rPr>
@@ -5491,7 +5491,7 @@
           <w:i w:val="0"/>
           <w:sz w:val="22"/>
         </w:rPr>
-        <w:t>連休中稼働率 60% → 85%&lt;!-- qa-skip --&gt;</w:t>
+        <w:t>連休中稼働率 60% → 85%</w:t>
       </w:r>
     </w:p>
     <w:p>
@@ -8388,7 +8388,7 @@
           <w:i w:val="0"/>
           <w:sz w:val="22"/>
         </w:rPr>
-        <w:t>Q: 実績 LOS は推定値と書いてあるが、実測値はいつ取れるのか？ A: ご指摘の通り、本レポートの LOS は稼働率 90% 仮定の推定値でございます。実測値は病院管理データ（admission/discharge ペア）から別途算出する必要がございまして、電子カルテとの連携で 2026 年第 2 四半期を目標に整備を進めております。 &lt;!-- qa-skip --&gt;（近似式の仮定値）</w:t>
+        <w:t>Q: 実績 LOS は推定値と書いてあるが、実測値はいつ取れるのか？ A: ご指摘の通り、本レポートの LOS は稼働率 90% 仮定の推定値でございます。実測値は病院管理データ（admission/discharge ペア）から別途算出する必要がございまして、電子カルテとの連携で 2026 年第 2 四半期を目標に整備を進めております。 （近似式の仮定値）</w:t>
       </w:r>
     </w:p>
     <w:p>
@@ -8865,7 +8865,7 @@
           <w:i w:val="0"/>
           <w:sz w:val="22"/>
         </w:rPr>
-        <w:t>こちらは提案①②③の合計効果を 1 枚で可視化したチャートでございます。従来の「連休前集中退院型」での連休中稼働率 60% 台を、v4 の「3 タグ分散型」で 85% 前後まで回復させる軌道を示しております&lt;!-- qa-skip --&gt;。</w:t>
+        <w:t>こちらは提案①②③の合計効果を 1 枚で可視化したチャートでございます。従来の「連休前集中退院型」での連休中稼働率 60% 台を、v4 の「3 タグ分散型」で 85% 前後まで回復させる軌道を示しております。</w:t>
       </w:r>
     </w:p>
     <w:p>

--- a/docs/admin/scenario_scripts_v4/weekend_holiday_kpi_script.docx
+++ b/docs/admin/scenario_scripts_v4/weekend_holiday_kpi_script.docx
@@ -11,7 +11,7 @@
           <w:color w:val="888888"/>
           <w:sz w:val="18"/>
         </w:rPr>
-        <w:t>生成日: 2026-04-20    対応アプリ: v4    コミット: c6260b5</w:t>
+        <w:t>生成日: 2026-04-20    対応アプリ: v4    コミット: a1fee86</w:t>
       </w:r>
     </w:p>
     <w:p>
@@ -918,7 +918,7 @@
           <w:i w:val="0"/>
           <w:sz w:val="22"/>
         </w:rPr>
-        <w:t xml:space="preserve"> 📉 過去実績分析タブで月別・曜日・時間帯のパターンを毎週確認する運用。施設基準実態レポートで救急 5F </w:t>
+        <w:t xml:space="preserve"> 📉 過去実績分析タブで月別・曜日・時間帯のパターンを毎週確認する運用。施設基準実態レポートで予定外入院率 5F </w:t>
       </w:r>
       <w:r>
         <w:rPr>
@@ -954,7 +954,7 @@
           <w:i w:val="0"/>
           <w:sz w:val="22"/>
         </w:rPr>
-        <w:t xml:space="preserve">（基準 15% の約 3.5〜4.1 倍）、85 歳以上 </w:t>
+        <w:t xml:space="preserve">（※ 2 値分類の参考値。制度上の救急搬送後厳密値は事務データ再エクスポート後に確定）、85 歳以上 </w:t>
       </w:r>
       <w:r>
         <w:rPr>
@@ -6195,7 +6195,7 @@
                 <w:i w:val="0"/>
                 <w:sz w:val="20"/>
               </w:rPr>
-              <w:t>倍率</w:t>
+              <w:t>備考</w:t>
             </w:r>
           </w:p>
         </w:tc>
@@ -6215,7 +6215,7 @@
                 <w:i w:val="0"/>
                 <w:sz w:val="20"/>
               </w:rPr>
-              <w:t>救急搬送後患者割合（5F 通年）</w:t>
+              <w:t>予定外入院割合※（5F 通年）</w:t>
             </w:r>
           </w:p>
         </w:tc>
@@ -6233,7 +6233,7 @@
                 <w:i w:val="0"/>
                 <w:sz w:val="20"/>
               </w:rPr>
-              <w:t>15% 以上</w:t>
+              <w:t>─（参考値）</w:t>
             </w:r>
           </w:p>
         </w:tc>
@@ -6269,7 +6269,7 @@
                 <w:i w:val="0"/>
                 <w:sz w:val="20"/>
               </w:rPr>
-              <w:t>約 3.5 倍</w:t>
+              <w:t>2 値分類（予定/予定外）</w:t>
             </w:r>
           </w:p>
         </w:tc>
@@ -6289,7 +6289,7 @@
                 <w:i w:val="0"/>
                 <w:sz w:val="20"/>
               </w:rPr>
-              <w:t>救急搬送後患者割合（6F 通年）</w:t>
+              <w:t>予定外入院割合※（6F 通年）</w:t>
             </w:r>
           </w:p>
         </w:tc>
@@ -6307,7 +6307,7 @@
                 <w:i w:val="0"/>
                 <w:sz w:val="20"/>
               </w:rPr>
-              <w:t>15% 以上</w:t>
+              <w:t>─（参考値）</w:t>
             </w:r>
           </w:p>
         </w:tc>
@@ -6343,7 +6343,7 @@
                 <w:i w:val="0"/>
                 <w:sz w:val="20"/>
               </w:rPr>
-              <w:t>約 4.1 倍</w:t>
+              <w:t>2 値分類（予定/予定外）</w:t>
             </w:r>
           </w:p>
         </w:tc>
@@ -6363,7 +6363,7 @@
                 <w:i w:val="0"/>
                 <w:sz w:val="20"/>
               </w:rPr>
-              <w:t>救急搬送後割合 rolling 3ヶ月（5F）</w:t>
+              <w:t>予定外入院割合※ rolling 3ヶ月（5F）</w:t>
             </w:r>
           </w:p>
         </w:tc>
@@ -6381,7 +6381,7 @@
                 <w:i w:val="0"/>
                 <w:sz w:val="20"/>
               </w:rPr>
-              <w:t>15% 以上</w:t>
+              <w:t>─（参考値）</w:t>
             </w:r>
           </w:p>
         </w:tc>
@@ -6417,7 +6417,7 @@
                 <w:i w:val="0"/>
                 <w:sz w:val="20"/>
               </w:rPr>
-              <w:t>3.6 倍</w:t>
+              <w:t>2 値分類（予定/予定外）</w:t>
             </w:r>
           </w:p>
         </w:tc>
@@ -6437,7 +6437,7 @@
                 <w:i w:val="0"/>
                 <w:sz w:val="20"/>
               </w:rPr>
-              <w:t>救急搬送後割合 rolling 3ヶ月（6F）</w:t>
+              <w:t>予定外入院割合※ rolling 3ヶ月（6F）</w:t>
             </w:r>
           </w:p>
         </w:tc>
@@ -6455,7 +6455,7 @@
                 <w:i w:val="0"/>
                 <w:sz w:val="20"/>
               </w:rPr>
-              <w:t>15% 以上</w:t>
+              <w:t>─（参考値）</w:t>
             </w:r>
           </w:p>
         </w:tc>
@@ -6491,7 +6491,7 @@
                 <w:i w:val="0"/>
                 <w:sz w:val="20"/>
               </w:rPr>
-              <w:t>4.0 倍</w:t>
+              <w:t>2 値分類（予定/予定外）</w:t>
             </w:r>
           </w:p>
         </w:tc>
@@ -6565,12 +6565,28 @@
                 <w:i w:val="0"/>
                 <w:sz w:val="20"/>
               </w:rPr>
-              <w:t>閾値 +7.3pt</w:t>
+              <w:t>閾値 +7.3pt 🟢</w:t>
             </w:r>
           </w:p>
         </w:tc>
       </w:tr>
     </w:tbl>
+    <w:p>
+      <w:pPr>
+        <w:spacing w:before="60" w:after="60"/>
+        <w:ind w:left="397"/>
+      </w:pPr>
+      <w:r>
+        <w:rPr>
+          <w:rFonts w:ascii="Hiragino Kaku Gothic ProN" w:hAnsi="Hiragino Kaku Gothic ProN" w:eastAsia="Hiragino Kaku Gothic ProN" w:cs="Hiragino Kaku Gothic ProN"/>
+          <w:b w:val="0"/>
+          <w:i/>
+          <w:color w:val="555555"/>
+          <w:sz w:val="22"/>
+        </w:rPr>
+        <w:t>※ 2025FY 事務データは「当日(予定外/緊急) / 予定」の 2 値分類のため、制度上の「救急搬送後（救急車搬送+下り搬送）」とは一致せず、外来紹介・連携室・ウォークインが含まれます。制度基準 15% の厳密判定は、入院経路の 5 区分での再分類が必要で、事務へ再エクスポート依頼中。予定外入院が 50〜60% あることから、制度上の救急搬送後も基準 15% を十分に達成する見込みです。</w:t>
+      </w:r>
+    </w:p>
     <w:p>
       <w:r>
         <w:rPr>
@@ -7819,7 +7835,7 @@
           <w:i w:val="0"/>
           <w:sz w:val="22"/>
         </w:rPr>
-        <w:t xml:space="preserve"> 単月ではなく 3 ヶ月合算で判定されます。当院の rolling 3 ヶ月最終値（2026-01〜03）は 5F </w:t>
+        <w:t xml:space="preserve"> 単月ではなく 3 ヶ月合算で判定されます。当院の予定外入院率 rolling 3 ヶ月最終値（2026-01〜03）は 5F </w:t>
       </w:r>
       <w:r>
         <w:rPr>
@@ -7855,7 +7871,7 @@
           <w:i w:val="0"/>
           <w:sz w:val="22"/>
         </w:rPr>
-        <w:t xml:space="preserve"> で、基準 15% の約 3.6〜4.0 倍。単月の揺らぎに左右されず、安定達成でございます。</w:t>
+        <w:t xml:space="preserve"> でございます。これは 2 値分類による参考値で、制度上の救急搬送後厳密値は再分類後に確定しますが、十分な余裕で基準 15% を達成する見込みです。</w:t>
       </w:r>
     </w:p>
     <w:p>
@@ -9007,16 +9023,16 @@
           <w:i w:val="0"/>
           <w:sz w:val="22"/>
         </w:rPr>
-        <w:t>全項目で安全マージンを持って達成</w:t>
-      </w:r>
-      <w:r>
-        <w:rPr>
-          <w:rFonts w:ascii="Hiragino Kaku Gothic ProN" w:hAnsi="Hiragino Kaku Gothic ProN" w:eastAsia="Hiragino Kaku Gothic ProN" w:cs="Hiragino Kaku Gothic ProN"/>
-          <w:b w:val="0"/>
-          <w:i w:val="0"/>
-          <w:sz w:val="22"/>
-        </w:rPr>
-        <w:t>しております。救急搬送後割合は基準 15% に対し 5F 53.1% / 6F 61.1%、約 3.5〜4.1 倍の余裕。85 歳以上割合 27.3% で LOS 緩和条件クリア。推定 LOS は 5F 16.5 / 6F 15.6 日で、緩和後基準 21 日に対し 4〜5 日の余裕がございます。「施設基準実態レポート」でこれらを理事会へ定期報告する枠組も整備しております。</w:t>
+        <w:t>LOS・85 歳以上比率は安全マージンを持って達成</w:t>
+      </w:r>
+      <w:r>
+        <w:rPr>
+          <w:rFonts w:ascii="Hiragino Kaku Gothic ProN" w:hAnsi="Hiragino Kaku Gothic ProN" w:eastAsia="Hiragino Kaku Gothic ProN" w:cs="Hiragino Kaku Gothic ProN"/>
+          <w:b w:val="0"/>
+          <w:i w:val="0"/>
+          <w:sz w:val="22"/>
+        </w:rPr>
+        <w:t>しております。予定外入院率は 5F 53.1% / 6F 61.1%（2 値分類）で、制度上の「救急搬送後」厳密値は事務データ再分類後に確定しますが、この広い分類でも 50% 超あることから基準 15% は十分に達成見込み。85 歳以上割合 27.3% で LOS 緩和条件クリア。推定 LOS は 5F 16.5 / 6F 15.6 日で、緩和後基準 21 日に対し 4〜5 日の余裕がございます。「施設基準実態レポート」でこれらを理事会へ定期報告する枠組も整備しております。</w:t>
       </w:r>
     </w:p>
     <w:p>
@@ -9041,7 +9057,7 @@
           <w:i w:val="0"/>
           <w:sz w:val="22"/>
         </w:rPr>
-        <w:t>A: 制度基準上は救急搬送後割合が 3.5〜4.1 倍の余裕がございますので、</w:t>
+        <w:t>A: 予定外入院率が 2 値分類で 50〜60% 超の水準にあることから、制度上の救急搬送後厳密値（精査中）も基準 15% に対して十分な余裕がある見込みで、</w:t>
       </w:r>
       <w:r>
         <w:rPr>
@@ -9059,7 +9075,7 @@
           <w:i w:val="0"/>
           <w:sz w:val="22"/>
         </w:rPr>
-        <w:t>と考えます。ただし、短手 3 の増加は消化器内科との協議が前提でございまして、現在の月間 22 名を月間 30 名程度まで増やすことは技術的に可能でも、人員配置と紹介元病院との関係で段階的に進める必要がございます。v4 ではこの議論の土台として、短手 3 の Day 5/6 境界の影響を可視化する仕組みを整えております。</w:t>
+        <w:t>と考えます。ただし、最終的な増加判断は事務による入院経路 5 区分の再エクスポート後に制度上の救急搬送後値で行うことになります。短手 3 の増加は消化器内科との協議が前提でございまして、現在の月間 22 名を月間 30 名程度まで増やすことは技術的に可能でも、人員配置と紹介元病院との関係で段階的に進める必要がございます。v4 ではこの議論の土台として、短手 3 の Day 5/6 境界の影響を可視化する仕組みを整えております。</w:t>
       </w:r>
     </w:p>
     <w:p>

--- a/docs/admin/scenario_scripts_v4/weekend_holiday_kpi_script.docx
+++ b/docs/admin/scenario_scripts_v4/weekend_holiday_kpi_script.docx
@@ -11,7 +11,7 @@
           <w:color w:val="888888"/>
           <w:sz w:val="18"/>
         </w:rPr>
-        <w:t>生成日: 2026-04-20    対応アプリ: v4    コミット: a1fee86</w:t>
+        <w:t>生成日: 2026-04-20    対応アプリ: v4    コミット: f52f04b</w:t>
       </w:r>
     </w:p>
     <w:p>
@@ -954,7 +954,7 @@
           <w:i w:val="0"/>
           <w:sz w:val="22"/>
         </w:rPr>
-        <w:t xml:space="preserve">（※ 2 値分類の参考値。制度上の救急搬送後厳密値は事務データ再エクスポート後に確定）、85 歳以上 </w:t>
+        <w:t xml:space="preserve">（※ 2 値分類の参考値。制度上の救急搬送後厳密値は2026-07 頃の純実データ蓄積後に確定（手動シード入力で bridge 中））、85 歳以上 </w:t>
       </w:r>
       <w:r>
         <w:rPr>
@@ -7871,7 +7871,7 @@
           <w:i w:val="0"/>
           <w:sz w:val="22"/>
         </w:rPr>
-        <w:t xml:space="preserve"> でございます。これは 2 値分類による参考値で、制度上の救急搬送後厳密値は再分類後に確定しますが、十分な余裕で基準 15% を達成する見込みです。</w:t>
+        <w:t xml:space="preserve"> でございます。これは 2 値分類による参考値で、制度上の救急搬送後厳密値は 2026-07 頃に純実データで確定（手動シード入力で bridge 中）しますが、十分な余裕で基準 15% を達成する見込みです。</w:t>
       </w:r>
     </w:p>
     <w:p>
@@ -9032,7 +9032,7 @@
           <w:i w:val="0"/>
           <w:sz w:val="22"/>
         </w:rPr>
-        <w:t>しております。予定外入院率は 5F 53.1% / 6F 61.1%（2 値分類）で、制度上の「救急搬送後」厳密値は事務データ再分類後に確定しますが、この広い分類でも 50% 超あることから基準 15% は十分に達成見込み。85 歳以上割合 27.3% で LOS 緩和条件クリア。推定 LOS は 5F 16.5 / 6F 15.6 日で、緩和後基準 21 日に対し 4〜5 日の余裕がございます。「施設基準実態レポート」でこれらを理事会へ定期報告する枠組も整備しております。</w:t>
+        <w:t>しております。予定外入院率は 5F 53.1% / 6F 61.1%（2 値分類）で、制度上の「救急搬送後」厳密値は2026-07 頃の純実データ蓄積後に確定（手動シード入力で bridge 中）しますが、この広い分類でも 50% 超あることから基準 15% は十分に達成見込み。85 歳以上割合 27.3% で LOS 緩和条件クリア。推定 LOS は 5F 16.5 / 6F 15.6 日で、緩和後基準 21 日に対し 4〜5 日の余裕がございます。「施設基準実態レポート」でこれらを理事会へ定期報告する枠組も整備しております。</w:t>
       </w:r>
     </w:p>
     <w:p>

--- a/docs/admin/scenario_scripts_v4/weekend_holiday_kpi_script.docx
+++ b/docs/admin/scenario_scripts_v4/weekend_holiday_kpi_script.docx
@@ -11,7 +11,7 @@
           <w:color w:val="888888"/>
           <w:sz w:val="18"/>
         </w:rPr>
-        <w:t>生成日: 2026-04-20    対応アプリ: v4    コミット: f52f04b</w:t>
+        <w:t>生成日: 2026-04-21    対応アプリ: v4    コミット: bf97a91</w:t>
       </w:r>
     </w:p>
     <w:p>

--- a/docs/admin/scenario_scripts_v4/weekend_holiday_kpi_script.docx
+++ b/docs/admin/scenario_scripts_v4/weekend_holiday_kpi_script.docx
@@ -11,7 +11,7 @@
           <w:color w:val="888888"/>
           <w:sz w:val="18"/>
         </w:rPr>
-        <w:t>生成日: 2026-04-21    対応アプリ: v4    コミット: bf97a91</w:t>
+        <w:t>生成日: 2026-04-21    対応アプリ: v4    コミット: e107ee2</w:t>
       </w:r>
     </w:p>
     <w:p>

--- a/docs/admin/scenario_scripts_v4/weekend_holiday_kpi_script.docx
+++ b/docs/admin/scenario_scripts_v4/weekend_holiday_kpi_script.docx
@@ -11,7 +11,7 @@
           <w:color w:val="888888"/>
           <w:sz w:val="18"/>
         </w:rPr>
-        <w:t>生成日: 2026-04-21    対応アプリ: v4    コミット: e107ee2</w:t>
+        <w:t>生成日: 2026-04-21    対応アプリ: v4    コミット: 089198e</w:t>
       </w:r>
     </w:p>
     <w:p>
@@ -8232,7 +8232,7 @@
                 <w:i w:val="0"/>
                 <w:sz w:val="20"/>
               </w:rPr>
-              <w:t>5F 54.4 / 6F 60.1</w:t>
+              <w:t>予定外入院率※ 5F 54.4 / 6F 60.1</w:t>
             </w:r>
           </w:p>
         </w:tc>

--- a/docs/admin/scenario_scripts_v4/weekend_holiday_kpi_script.docx
+++ b/docs/admin/scenario_scripts_v4/weekend_holiday_kpi_script.docx
@@ -11,7 +11,7 @@
           <w:color w:val="888888"/>
           <w:sz w:val="18"/>
         </w:rPr>
-        <w:t>生成日: 2026-04-21    対応アプリ: v4    コミット: 089198e</w:t>
+        <w:t>生成日: 2026-04-21    対応アプリ: v4    コミット: b9cec1b</w:t>
       </w:r>
     </w:p>
     <w:p>

--- a/docs/admin/scenario_scripts_v4/weekend_holiday_kpi_script.docx
+++ b/docs/admin/scenario_scripts_v4/weekend_holiday_kpi_script.docx
@@ -11,7 +11,7 @@
           <w:color w:val="888888"/>
           <w:sz w:val="18"/>
         </w:rPr>
-        <w:t>生成日: 2026-04-21    対応アプリ: v4    コミット: b9cec1b</w:t>
+        <w:t>生成日: 2026-04-21    対応アプリ: v4    コミット: 6b45fb8</w:t>
       </w:r>
     </w:p>
     <w:p>
